--- a/Activity/Hypothesis-Testing-Activity.docx
+++ b/Activity/Hypothesis-Testing-Activity.docx
@@ -72,18 +72,22 @@
           <w:sz w:val="40"/>
           <w:szCs w:val="40"/>
         </w:rPr>
-        <w:t>GDP Growth in Indonesia</w:t>
-      </w:r>
-      <w:r>
+        <w:t xml:space="preserve">GDP Growth in </w:t>
+      </w:r>
+    </w:p>
+    <w:p>
+      <w:pPr>
+        <w:spacing w:after="0" w:line="240" w:lineRule="auto"/>
+        <w:jc w:val="center"/>
         <w:rPr>
           <w:rFonts w:ascii="Calibri" w:hAnsi="Calibri" w:cs="Calibri"/>
           <w:b/>
           <w:bCs/>
           <w:sz w:val="40"/>
           <w:szCs w:val="40"/>
-        </w:rPr>
-        <w:t xml:space="preserve"> </w:t>
-      </w:r>
+          <w:lang w:val="en-PH"/>
+        </w:rPr>
+      </w:pPr>
       <w:r>
         <w:rPr>
           <w:rFonts w:ascii="Calibri" w:hAnsi="Calibri" w:cs="Calibri"/>
@@ -91,6 +95,28 @@
           <w:bCs/>
           <w:sz w:val="40"/>
           <w:szCs w:val="40"/>
+          <w:lang w:val="en-PH"/>
+        </w:rPr>
+        <w:t>United States</w:t>
+      </w:r>
+      <w:r>
+        <w:rPr>
+          <w:rFonts w:ascii="Calibri" w:hAnsi="Calibri" w:cs="Calibri"/>
+          <w:b/>
+          <w:bCs/>
+          <w:sz w:val="40"/>
+          <w:szCs w:val="40"/>
+          <w:lang w:val="en-PH"/>
+        </w:rPr>
+        <w:t xml:space="preserve"> </w:t>
+      </w:r>
+      <w:r>
+        <w:rPr>
+          <w:rFonts w:ascii="Calibri" w:hAnsi="Calibri" w:cs="Calibri"/>
+          <w:b/>
+          <w:bCs/>
+          <w:sz w:val="40"/>
+          <w:szCs w:val="40"/>
         </w:rPr>
         <w:t>and the Philippines</w:t>
       </w:r>
@@ -730,7 +756,23 @@
           <w:sz w:val="22"/>
           <w:szCs w:val="22"/>
         </w:rPr>
-        <w:t>The dataset used in this analysis contains annual Gross Domestic Product (GDP) growth values (measured as percentages) for Indonesia and the Philippines, where each record represents the yearly economic expansion or contraction for a gi</w:t>
+        <w:t xml:space="preserve">The dataset used in this analysis contains annual Gross Domestic Product (GDP) growth values (measured as percentages) for </w:t>
+      </w:r>
+      <w:r>
+        <w:rPr>
+          <w:rFonts w:ascii="Calibri" w:hAnsi="Calibri" w:cs="Calibri"/>
+          <w:sz w:val="22"/>
+          <w:szCs w:val="22"/>
+        </w:rPr>
+        <w:t xml:space="preserve">United States </w:t>
+      </w:r>
+      <w:r>
+        <w:rPr>
+          <w:rFonts w:ascii="Calibri" w:hAnsi="Calibri" w:cs="Calibri"/>
+          <w:sz w:val="22"/>
+          <w:szCs w:val="22"/>
+        </w:rPr>
+        <w:t>and the Philippines, where each record represents the yearly economic expansion or contraction for a gi</w:t>
       </w:r>
       <w:r>
         <w:rPr>
@@ -822,7 +864,31 @@
           <w:sz w:val="22"/>
           <w:szCs w:val="22"/>
         </w:rPr>
-        <w:t>Is the annual GDP growth percentage of Indonesia significantly higher than that of the Philippines between the years 2000 and 2024?</w:t>
+        <w:t xml:space="preserve">Is the annual GDP growth percentage of </w:t>
+      </w:r>
+      <w:r>
+        <w:rPr>
+          <w:rFonts w:ascii="Calibri" w:hAnsi="Calibri" w:cs="Calibri"/>
+          <w:sz w:val="22"/>
+          <w:szCs w:val="22"/>
+        </w:rPr>
+        <w:t>United States</w:t>
+      </w:r>
+      <w:r>
+        <w:rPr>
+          <w:rFonts w:ascii="Calibri" w:hAnsi="Calibri" w:cs="Calibri"/>
+          <w:sz w:val="22"/>
+          <w:szCs w:val="22"/>
+        </w:rPr>
+        <w:t xml:space="preserve"> </w:t>
+      </w:r>
+      <w:r>
+        <w:rPr>
+          <w:rFonts w:ascii="Calibri" w:hAnsi="Calibri" w:cs="Calibri"/>
+          <w:sz w:val="22"/>
+          <w:szCs w:val="22"/>
+        </w:rPr>
+        <w:t>significantly higher than that of the Philippines between the years 2000 and 2024?</w:t>
       </w:r>
     </w:p>
     <w:p>
@@ -942,7 +1008,7 @@
                   <w:sz w:val="22"/>
                   <w:szCs w:val="22"/>
                 </w:rPr>
-                <m:t>IDN</m:t>
+                <m:t>USA</m:t>
               </m:r>
             </m:sub>
           </m:sSub>
@@ -1072,7 +1138,7 @@
                   <w:sz w:val="22"/>
                   <w:szCs w:val="22"/>
                 </w:rPr>
-                <m:t>IDN</m:t>
+                <m:t>USA</m:t>
               </m:r>
             </m:sub>
           </m:sSub>
@@ -1201,10 +1267,10 @@
           <w:lang w:val="en-PH" w:eastAsia="en-PH"/>
         </w:rPr>
         <w:drawing>
-          <wp:inline distT="0" distB="0" distL="0" distR="0" wp14:anchorId="116F5958" wp14:editId="470C6C0B">
-            <wp:extent cx="3619500" cy="1506252"/>
-            <wp:effectExtent l="0" t="0" r="0" b="0"/>
-            <wp:docPr id="1" name="Picture 1"/>
+          <wp:inline distT="0" distB="0" distL="0" distR="0" wp14:anchorId="2BAAE595" wp14:editId="1E024E4A">
+            <wp:extent cx="3633622" cy="1533525"/>
+            <wp:effectExtent l="0" t="0" r="5080" b="0"/>
+            <wp:docPr id="6" name="Picture 6"/>
             <wp:cNvGraphicFramePr>
               <a:graphicFrameLocks xmlns:a="http://schemas.openxmlformats.org/drawingml/2006/main" noChangeAspect="1"/>
             </wp:cNvGraphicFramePr>
@@ -1224,7 +1290,7 @@
                   <pic:spPr>
                     <a:xfrm>
                       <a:off x="0" y="0"/>
-                      <a:ext cx="3648875" cy="1518476"/>
+                      <a:ext cx="3641567" cy="1536878"/>
                     </a:xfrm>
                     <a:prstGeom prst="rect">
                       <a:avLst/>
@@ -1281,9 +1347,9 @@
           <w:lang w:val="en-PH" w:eastAsia="en-PH"/>
         </w:rPr>
         <w:drawing>
-          <wp:inline distT="0" distB="0" distL="0" distR="0" wp14:anchorId="37228795" wp14:editId="4BDAAA24">
-            <wp:extent cx="2786984" cy="2628900"/>
-            <wp:effectExtent l="19050" t="19050" r="13970" b="19050"/>
+          <wp:inline distT="0" distB="0" distL="0" distR="0" wp14:anchorId="37228795" wp14:editId="144047E7">
+            <wp:extent cx="3476625" cy="2559022"/>
+            <wp:effectExtent l="19050" t="19050" r="9525" b="13335"/>
             <wp:docPr id="686550967" name="Picture 1"/>
             <wp:cNvGraphicFramePr>
               <a:graphicFrameLocks xmlns:a="http://schemas.openxmlformats.org/drawingml/2006/main" noChangeAspect="1"/>
@@ -1310,7 +1376,7 @@
                   <pic:spPr>
                     <a:xfrm>
                       <a:off x="0" y="0"/>
-                      <a:ext cx="2795452" cy="2636888"/>
+                      <a:ext cx="3509176" cy="2582982"/>
                     </a:xfrm>
                     <a:prstGeom prst="rect">
                       <a:avLst/>
@@ -1327,8 +1393,6 @@
           </wp:inline>
         </w:drawing>
       </w:r>
-      <w:bookmarkStart w:id="0" w:name="_GoBack"/>
-      <w:bookmarkEnd w:id="0"/>
     </w:p>
     <w:p>
       <w:pPr>
@@ -1376,10 +1440,10 @@
           <w:lang w:val="en-PH" w:eastAsia="en-PH"/>
         </w:rPr>
         <w:drawing>
-          <wp:inline distT="0" distB="0" distL="0" distR="0" wp14:anchorId="66533D04" wp14:editId="33D01FA5">
-            <wp:extent cx="1257300" cy="1704975"/>
-            <wp:effectExtent l="0" t="0" r="0" b="9525"/>
-            <wp:docPr id="2" name="Picture 2"/>
+          <wp:inline distT="0" distB="0" distL="0" distR="0" wp14:anchorId="58FF4111" wp14:editId="537008B5">
+            <wp:extent cx="1162212" cy="1581371"/>
+            <wp:effectExtent l="0" t="0" r="0" b="0"/>
+            <wp:docPr id="1" name="Picture 1"/>
             <wp:cNvGraphicFramePr>
               <a:graphicFrameLocks xmlns:a="http://schemas.openxmlformats.org/drawingml/2006/main" noChangeAspect="1"/>
             </wp:cNvGraphicFramePr>
@@ -1387,33 +1451,23 @@
               <a:graphicData uri="http://schemas.openxmlformats.org/drawingml/2006/picture">
                 <pic:pic xmlns:pic="http://schemas.openxmlformats.org/drawingml/2006/picture">
                   <pic:nvPicPr>
-                    <pic:cNvPr id="0" name="Picture 2"/>
-                    <pic:cNvPicPr>
-                      <a:picLocks noChangeAspect="1" noChangeArrowheads="1"/>
-                    </pic:cNvPicPr>
+                    <pic:cNvPr id="1" name=""/>
+                    <pic:cNvPicPr/>
                   </pic:nvPicPr>
                   <pic:blipFill>
-                    <a:blip r:embed="rId12">
-                      <a:extLst>
-                        <a:ext uri="{28A0092B-C50C-407E-A947-70E740481C1C}">
-                          <a14:useLocalDpi xmlns:a14="http://schemas.microsoft.com/office/drawing/2010/main" val="0"/>
-                        </a:ext>
-                      </a:extLst>
-                    </a:blip>
-                    <a:srcRect/>
+                    <a:blip r:embed="rId12"/>
                     <a:stretch>
                       <a:fillRect/>
                     </a:stretch>
                   </pic:blipFill>
-                  <pic:spPr bwMode="auto">
+                  <pic:spPr>
                     <a:xfrm>
                       <a:off x="0" y="0"/>
-                      <a:ext cx="1257300" cy="1704975"/>
+                      <a:ext cx="1162212" cy="1581371"/>
                     </a:xfrm>
                     <a:prstGeom prst="rect">
                       <a:avLst/>
                     </a:prstGeom>
-                    <a:noFill/>
                   </pic:spPr>
                 </pic:pic>
               </a:graphicData>
@@ -1458,10 +1512,10 @@
           <w:lang w:val="en-PH" w:eastAsia="en-PH"/>
         </w:rPr>
         <w:drawing>
-          <wp:inline distT="0" distB="0" distL="0" distR="0" wp14:anchorId="45033CEC" wp14:editId="2844FC28">
-            <wp:extent cx="1314633" cy="552527"/>
-            <wp:effectExtent l="0" t="0" r="0" b="0"/>
-            <wp:docPr id="3" name="Picture 3"/>
+          <wp:inline distT="0" distB="0" distL="0" distR="0" wp14:anchorId="355C1026" wp14:editId="27E44A69">
+            <wp:extent cx="1200318" cy="523948"/>
+            <wp:effectExtent l="0" t="0" r="0" b="9525"/>
+            <wp:docPr id="7" name="Picture 7"/>
             <wp:cNvGraphicFramePr>
               <a:graphicFrameLocks xmlns:a="http://schemas.openxmlformats.org/drawingml/2006/main" noChangeAspect="1"/>
             </wp:cNvGraphicFramePr>
@@ -1481,7 +1535,7 @@
                   <pic:spPr>
                     <a:xfrm>
                       <a:off x="0" y="0"/>
-                      <a:ext cx="1314633" cy="552527"/>
+                      <a:ext cx="1200318" cy="523948"/>
                     </a:xfrm>
                     <a:prstGeom prst="rect">
                       <a:avLst/>
@@ -1546,10 +1600,10 @@
           <w:lang w:val="en-PH" w:eastAsia="en-PH"/>
         </w:rPr>
         <w:drawing>
-          <wp:inline distT="0" distB="0" distL="0" distR="0" wp14:anchorId="3B1EF2E8" wp14:editId="2D59948F">
-            <wp:extent cx="4810796" cy="562053"/>
-            <wp:effectExtent l="0" t="0" r="8890" b="9525"/>
-            <wp:docPr id="4" name="Picture 4"/>
+          <wp:inline distT="0" distB="0" distL="0" distR="0" wp14:anchorId="6C35F5D6" wp14:editId="6D250BC0">
+            <wp:extent cx="4772691" cy="495369"/>
+            <wp:effectExtent l="0" t="0" r="8890" b="0"/>
+            <wp:docPr id="8" name="Picture 8"/>
             <wp:cNvGraphicFramePr>
               <a:graphicFrameLocks xmlns:a="http://schemas.openxmlformats.org/drawingml/2006/main" noChangeAspect="1"/>
             </wp:cNvGraphicFramePr>
@@ -1569,7 +1623,7 @@
                   <pic:spPr>
                     <a:xfrm>
                       <a:off x="0" y="0"/>
-                      <a:ext cx="4810796" cy="562053"/>
+                      <a:ext cx="4772691" cy="495369"/>
                     </a:xfrm>
                     <a:prstGeom prst="rect">
                       <a:avLst/>
@@ -1616,10 +1670,10 @@
           <w:lang w:val="en-PH" w:eastAsia="en-PH"/>
         </w:rPr>
         <w:drawing>
-          <wp:inline distT="0" distB="0" distL="0" distR="0" wp14:anchorId="475099DE" wp14:editId="7A2BC372">
-            <wp:extent cx="2429214" cy="371527"/>
-            <wp:effectExtent l="0" t="0" r="0" b="9525"/>
-            <wp:docPr id="5" name="Picture 5"/>
+          <wp:inline distT="0" distB="0" distL="0" distR="0" wp14:anchorId="187B17C8" wp14:editId="454C0D5A">
+            <wp:extent cx="1933845" cy="295316"/>
+            <wp:effectExtent l="0" t="0" r="9525" b="9525"/>
+            <wp:docPr id="9" name="Picture 9"/>
             <wp:cNvGraphicFramePr>
               <a:graphicFrameLocks xmlns:a="http://schemas.openxmlformats.org/drawingml/2006/main" noChangeAspect="1"/>
             </wp:cNvGraphicFramePr>
@@ -1639,7 +1693,7 @@
                   <pic:spPr>
                     <a:xfrm>
                       <a:off x="0" y="0"/>
-                      <a:ext cx="2429214" cy="371527"/>
+                      <a:ext cx="1933845" cy="295316"/>
                     </a:xfrm>
                     <a:prstGeom prst="rect">
                       <a:avLst/>
@@ -1706,26 +1760,28 @@
           <w:sz w:val="22"/>
           <w:szCs w:val="22"/>
         </w:rPr>
-        <w:t xml:space="preserve">This statistical analysis aimed to determine if Indonesia's historical GDP growth (2000-2024) was significantly greater than that of the Philippines, but ultimately found </w:t>
-      </w:r>
-      <w:r>
-        <w:rPr>
-          <w:rFonts w:ascii="Calibri" w:hAnsi="Calibri" w:cs="Calibri"/>
-          <w:b/>
-          <w:bCs/>
-          <w:sz w:val="22"/>
-          <w:szCs w:val="22"/>
-        </w:rPr>
-        <w:t>no significant difference</w:t>
-      </w:r>
-      <w:r>
-        <w:rPr>
-          <w:rFonts w:ascii="Calibri" w:hAnsi="Calibri" w:cs="Calibri"/>
-          <w:sz w:val="22"/>
-          <w:szCs w:val="22"/>
-        </w:rPr>
-        <w:t xml:space="preserve"> between the two economies. After confirming the data was normally distributed but exhibited strictly unequal variances—highlighting that the Philippine economy is significantly more volatile with higher peaks and deeper recessions than the steadier Indonesian economy—a Welch's t-test was conducted. The resulting p-value of 0.8797 vastly exceeded the 0.05 threshold, meaning we confidently fail to reject the null hypothesis; both nations share a nearly identical long-term average growth rate of approximately 4.9%. Furthermore, the incredibly small effect size (0.2675) combined with an underpowered sample size of roughly 24 years (resulting in only 35.45% statistical power) mathematically confirms that their historical economic trajectories are simply too similar to definitively declare one as outperforming the other without decades of additional data.</w:t>
-      </w:r>
+        <w:t xml:space="preserve">This statistical analysis aimed to determine if the historical annual GDP growth percentage of the Philippines was significantly greater than that of the United States between 2000 and 2024. Assumption checks revealed a shift in the data's behavior compared to previous models: while </w:t>
+      </w:r>
+      <w:proofErr w:type="spellStart"/>
+      <w:r>
+        <w:rPr>
+          <w:rFonts w:ascii="Calibri" w:hAnsi="Calibri" w:cs="Calibri"/>
+          <w:sz w:val="22"/>
+          <w:szCs w:val="22"/>
+        </w:rPr>
+        <w:t>Levene's</w:t>
+      </w:r>
+      <w:proofErr w:type="spellEnd"/>
+      <w:r>
+        <w:rPr>
+          <w:rFonts w:ascii="Calibri" w:hAnsi="Calibri" w:cs="Calibri"/>
+          <w:sz w:val="22"/>
+          <w:szCs w:val="22"/>
+        </w:rPr>
+        <w:t xml:space="preserve"> test confirmed the two economies exhibited equal variances, the United States data failed the Shapiro-Wilk test for normality ($p$-value: 0.0027). To account for this non-normal distribution, a rigorous non-parametric Mann-Whitney U test was conducted. The resulting $p$-value was effectively 0.0000, falling massively below the 0.05 significance threshold, meaning we confidently reject the null hypothesis. The statistical evidence definitively proves that over the last 24 years, the Philippine economy maintained a significantly higher average annual growth rate (approximately 4.98%) compared to the United States (approximately 2.21%).</w:t>
+      </w:r>
+      <w:bookmarkStart w:id="0" w:name="_GoBack"/>
+      <w:bookmarkEnd w:id="0"/>
     </w:p>
     <w:sectPr>
       <w:headerReference w:type="default" r:id="rId16"/>
@@ -3102,15 +3158,6 @@
 </file>
 
 <file path=customXml/item1.xml><?xml version="1.0" encoding="utf-8"?>
-<?mso-contentType ?>
-<FormTemplates xmlns="http://schemas.microsoft.com/sharepoint/v3/contenttype/forms">
-  <Display>DocumentLibraryForm</Display>
-  <Edit>DocumentLibraryForm</Edit>
-  <New>DocumentLibraryForm</New>
-</FormTemplates>
-</file>
-
-<file path=customXml/item2.xml><?xml version="1.0" encoding="utf-8"?>
 <ct:contentTypeSchema xmlns:ct="http://schemas.microsoft.com/office/2006/metadata/contentType" xmlns:ma="http://schemas.microsoft.com/office/2006/metadata/properties/metaAttributes" ct:_="" ma:_="" ma:contentTypeName="Document" ma:contentTypeID="0x0101000045B03F0E29F341B8FA8A02C69678F2" ma:contentTypeVersion="14" ma:contentTypeDescription="Create a new document." ma:contentTypeScope="" ma:versionID="f35cc62205a827ed6bad5897f2d7e415">
   <xsd:schema xmlns:xsd="http://www.w3.org/2001/XMLSchema" xmlns:xs="http://www.w3.org/2001/XMLSchema" xmlns:p="http://schemas.microsoft.com/office/2006/metadata/properties" xmlns:ns2="1ea434b8-4dc5-44f7-bb31-0866ee440822" xmlns:ns3="d90711d2-37bb-4b26-8b23-51c02972fe26" targetNamespace="http://schemas.microsoft.com/office/2006/metadata/properties" ma:root="true" ma:fieldsID="06925a7510c69c316ad12f6d7218c728" ns2:_="" ns3:_="">
     <xsd:import namespace="1ea434b8-4dc5-44f7-bb31-0866ee440822"/>
@@ -3339,6 +3386,15 @@
 </ct:contentTypeSchema>
 </file>
 
+<file path=customXml/item2.xml><?xml version="1.0" encoding="utf-8"?>
+<?mso-contentType ?>
+<FormTemplates xmlns="http://schemas.microsoft.com/sharepoint/v3/contenttype/forms">
+  <Display>DocumentLibraryForm</Display>
+  <Edit>DocumentLibraryForm</Edit>
+  <New>DocumentLibraryForm</New>
+</FormTemplates>
+</file>
+
 <file path=customXml/item3.xml><?xml version="1.0" encoding="utf-8"?>
 <p:properties xmlns:p="http://schemas.microsoft.com/office/2006/metadata/properties" xmlns:xsi="http://www.w3.org/2001/XMLSchema-instance" xmlns:pc="http://schemas.microsoft.com/office/infopath/2007/PartnerControls">
   <documentManagement>
@@ -3351,14 +3407,6 @@
 </file>
 
 <file path=customXml/itemProps1.xml><?xml version="1.0" encoding="utf-8"?>
-<ds:datastoreItem xmlns:ds="http://schemas.openxmlformats.org/officeDocument/2006/customXml" ds:itemID="{807D2DA9-64F6-4AE6-845F-B18513AEF0AF}">
-  <ds:schemaRefs>
-    <ds:schemaRef ds:uri="http://schemas.microsoft.com/sharepoint/v3/contenttype/forms"/>
-  </ds:schemaRefs>
-</ds:datastoreItem>
-</file>
-
-<file path=customXml/itemProps2.xml><?xml version="1.0" encoding="utf-8"?>
 <ds:datastoreItem xmlns:ds="http://schemas.openxmlformats.org/officeDocument/2006/customXml" ds:itemID="{74C67E28-0C56-4179-A60E-6B4EAECA90EC}">
   <ds:schemaRefs>
     <ds:schemaRef ds:uri="http://schemas.microsoft.com/office/2006/metadata/contentType"/>
@@ -3373,6 +3421,14 @@
     <ds:schemaRef ds:uri="http://purl.org/dc/elements/1.1/"/>
     <ds:schemaRef ds:uri="http://purl.org/dc/terms/"/>
     <ds:schemaRef ds:uri="http://schemas.microsoft.com/internal/obd"/>
+  </ds:schemaRefs>
+</ds:datastoreItem>
+</file>
+
+<file path=customXml/itemProps2.xml><?xml version="1.0" encoding="utf-8"?>
+<ds:datastoreItem xmlns:ds="http://schemas.openxmlformats.org/officeDocument/2006/customXml" ds:itemID="{807D2DA9-64F6-4AE6-845F-B18513AEF0AF}">
+  <ds:schemaRefs>
+    <ds:schemaRef ds:uri="http://schemas.microsoft.com/sharepoint/v3/contenttype/forms"/>
   </ds:schemaRefs>
 </ds:datastoreItem>
 </file>
